--- a/docs/manuals/docx/03_결재승인_매뉴얼.docx
+++ b/docs/manuals/docx/03_결재승인_매뉴얼.docx
@@ -10212,7 +10212,49 @@
           <w:szCs w:val="20"/>
           <w:shd w:fill="F2F2F2" w:color="auto" w:val="clear"/>
         </w:rPr>
-        <w:t xml:space="preserve">결재 → 결재함</w:t>
+        <w:t xml:space="preserve">나의 공간 → 나의 업무 → 승인 요청 탭</w:t>
+      </w:r>
+      <w:r>
+        <w:rPr>
+          <w:rFonts w:ascii="Malgun Gothic" w:cs="Malgun Gothic" w:eastAsia="Malgun Gothic" w:hAnsi="Malgun Gothic"/>
+          <w:sz w:val="22"/>
+          <w:szCs w:val="22"/>
+        </w:rPr>
+        <w:t xml:space="preserve"> (</w:t>
+      </w:r>
+      <w:r>
+        <w:rPr>
+          <w:rFonts w:ascii="Consolas" w:cs="Consolas" w:eastAsia="Consolas" w:hAnsi="Consolas"/>
+          <w:sz w:val="20"/>
+          <w:szCs w:val="20"/>
+          <w:shd w:fill="F2F2F2" w:color="auto" w:val="clear"/>
+        </w:rPr>
+        <w:t xml:space="preserve">/my/tasks</w:t>
+      </w:r>
+      <w:r>
+        <w:rPr>
+          <w:rFonts w:ascii="Malgun Gothic" w:cs="Malgun Gothic" w:eastAsia="Malgun Gothic" w:hAnsi="Malgun Gothic"/>
+          <w:sz w:val="22"/>
+          <w:szCs w:val="22"/>
+        </w:rPr>
+        <w:t xml:space="preserve"> — 직접 경로 </w:t>
+      </w:r>
+      <w:r>
+        <w:rPr>
+          <w:rFonts w:ascii="Consolas" w:cs="Consolas" w:eastAsia="Consolas" w:hAnsi="Consolas"/>
+          <w:sz w:val="20"/>
+          <w:szCs w:val="20"/>
+          <w:shd w:fill="F2F2F2" w:color="auto" w:val="clear"/>
+        </w:rPr>
+        <w:t xml:space="preserve">/approvals/inbox</w:t>
+      </w:r>
+      <w:r>
+        <w:rPr>
+          <w:rFonts w:ascii="Malgun Gothic" w:cs="Malgun Gothic" w:eastAsia="Malgun Gothic" w:hAnsi="Malgun Gothic"/>
+          <w:sz w:val="22"/>
+          <w:szCs w:val="22"/>
+        </w:rPr>
+        <w:t xml:space="preserve">)</w:t>
       </w:r>
     </w:p>
     <w:p>
@@ -10358,7 +10400,32 @@
           <w:szCs w:val="20"/>
           <w:shd w:fill="F2F2F2" w:color="auto" w:val="clear"/>
         </w:rPr>
-        <w:t xml:space="preserve">결재 → 위임 설정</w:t>
+        <w:t xml:space="preserve">팀 관리 → 위임 설정</w:t>
+      </w:r>
+      <w:r>
+        <w:rPr>
+          <w:rFonts w:ascii="Malgun Gothic" w:cs="Malgun Gothic" w:eastAsia="Malgun Gothic" w:hAnsi="Malgun Gothic"/>
+          <w:sz w:val="22"/>
+          <w:szCs w:val="22"/>
+        </w:rPr>
+        <w:t xml:space="preserve"> (</w:t>
+      </w:r>
+      <w:r>
+        <w:rPr>
+          <w:rFonts w:ascii="Consolas" w:cs="Consolas" w:eastAsia="Consolas" w:hAnsi="Consolas"/>
+          <w:sz w:val="20"/>
+          <w:szCs w:val="20"/>
+          <w:shd w:fill="F2F2F2" w:color="auto" w:val="clear"/>
+        </w:rPr>
+        <w:t xml:space="preserve">/delegation/settings</w:t>
+      </w:r>
+      <w:r>
+        <w:rPr>
+          <w:rFonts w:ascii="Malgun Gothic" w:cs="Malgun Gothic" w:eastAsia="Malgun Gothic" w:hAnsi="Malgun Gothic"/>
+          <w:sz w:val="22"/>
+          <w:szCs w:val="22"/>
+        </w:rPr>
+        <w:t xml:space="preserve">)</w:t>
       </w:r>
     </w:p>
     <w:p>
@@ -10627,7 +10694,32 @@
           <w:szCs w:val="20"/>
           <w:shd w:fill="F2F2F2" w:color="auto" w:val="clear"/>
         </w:rPr>
-        <w:t xml:space="preserve">채용 → 충원 요청 → 결재 대기 탭</w:t>
+        <w:t xml:space="preserve">채용 → 채용 요청</w:t>
+      </w:r>
+      <w:r>
+        <w:rPr>
+          <w:rFonts w:ascii="Malgun Gothic" w:cs="Malgun Gothic" w:eastAsia="Malgun Gothic" w:hAnsi="Malgun Gothic"/>
+          <w:sz w:val="22"/>
+          <w:szCs w:val="22"/>
+        </w:rPr>
+        <w:t xml:space="preserve"> (</w:t>
+      </w:r>
+      <w:r>
+        <w:rPr>
+          <w:rFonts w:ascii="Consolas" w:cs="Consolas" w:eastAsia="Consolas" w:hAnsi="Consolas"/>
+          <w:sz w:val="20"/>
+          <w:szCs w:val="20"/>
+          <w:shd w:fill="F2F2F2" w:color="auto" w:val="clear"/>
+        </w:rPr>
+        <w:t xml:space="preserve">/recruitment/requisitions</w:t>
+      </w:r>
+      <w:r>
+        <w:rPr>
+          <w:rFonts w:ascii="Malgun Gothic" w:cs="Malgun Gothic" w:eastAsia="Malgun Gothic" w:hAnsi="Malgun Gothic"/>
+          <w:sz w:val="22"/>
+          <w:szCs w:val="22"/>
+        </w:rPr>
+        <w:t xml:space="preserve">) → 결재 대기 탭</w:t>
       </w:r>
     </w:p>
     <w:p>
@@ -11194,7 +11286,7 @@
           <w:szCs w:val="20"/>
           <w:shd w:fill="F2F2F2" w:color="auto" w:val="clear"/>
         </w:rPr>
-        <w:t xml:space="preserve">결재 → 위임 설정</w:t>
+        <w:t xml:space="preserve">팀 관리 → 위임 설정</w:t>
       </w:r>
       <w:r>
         <w:rPr>
